--- a/legal-docs/RipleyResearch_TechCommercialLicense_Template.docx
+++ b/legal-docs/RipleyResearch_TechCommercialLicense_Template.docx
@@ -58,7 +58,7 @@
           <w:sz w:val="24"/>
           <w:szCs w:val="24"/>
         </w:rPr>
-        <w:t xml:space="preserve">Ripley &amp; Ripley Research</w:t>
+        <w:t xml:space="preserve">R&amp;R Droids</w:t>
       </w:r>
     </w:p>
     <w:p>
@@ -82,7 +82,7 @@
           <w:sz w:val="20"/>
           <w:szCs w:val="20"/>
         </w:rPr>
-        <w:t xml:space="preserve">DISCLAIMER: This is a template document for informational purposes only and does not constitute legal advice. Consult a licensed attorney before execution. (c) 2026 Rodney A. Ripley Jr. / Ripley &amp; Ripley Research.</w:t>
+        <w:t xml:space="preserve">DISCLAIMER: This is a template document for informational purposes only and does not constitute legal advice. Consult a licensed attorney before execution. (c) 2026 Rodney A. Ripley Jr. / R&amp;R Droids.</w:t>
       </w:r>
     </w:p>
     <w:p>
@@ -101,7 +101,7 @@
           <w:sz w:val="24"/>
           <w:szCs w:val="24"/>
         </w:rPr>
-        <w:t xml:space="preserve">This Technology License Agreement (this 'Agreement') is entered into as of [EFFECTIVE DATE] by and between Rodney A. Ripley Jr. / Ripley &amp; Ripley Research ('Licensor') and [LICENSEE FULL LEGAL NAME] ('Licensee').</w:t>
+        <w:t xml:space="preserve">This Technology License Agreement (this 'Agreement') is entered into as of [EFFECTIVE DATE] by and between Rodney A. Ripley Jr. / R&amp;R Droids ('Licensor') and [LICENSEE FULL LEGAL NAME] ('Licensee').</w:t>
       </w:r>
     </w:p>
     <w:p>
@@ -726,7 +726,7 @@
           <w:sz w:val="24"/>
           <w:szCs w:val="24"/>
         </w:rPr>
-        <w:t xml:space="preserve">"Incorporates Quantum Affinity Gravity (QAG) technology licensed from Ripley &amp; Ripley Research. QAG-V2 (c) 2026 Rodney A. Ripley Jr. All Rights Reserved."</w:t>
+        <w:t xml:space="preserve">"Incorporates Quantum Affinity Gravity (QAG) technology licensed from R&amp;R Droids. QAG-V2 (c) 2026 Rodney A. Ripley Jr. All Rights Reserved."</w:t>
       </w:r>
     </w:p>
     <w:p>
@@ -1607,7 +1607,7 @@
                 <w:sz w:val="24"/>
                 <w:szCs w:val="24"/>
               </w:rPr>
-              <w:t xml:space="preserve">LICENSOR: Ripley &amp; Ripley Research
+              <w:t xml:space="preserve">LICENSOR: R&amp;R Droids
 Rodney A. Ripley Jr., Principal Researcher</w:t>
             </w:r>
           </w:p>
